--- a/SGC_CALFERQUIM/03_Procedimientos/3.11_Codificacion_Lotes/POE/POE_3.11_Codificacion_Lotes_V1.docx
+++ b/SGC_CALFERQUIM/03_Procedimientos/3.11_Codificacion_Lotes/POE/POE_3.11_Codificacion_Lotes_V1.docx
@@ -133,7 +133,7 @@
         <w:pStyle w:val="FirstParagraph"/>
       </w:pPr>
       <w:r>
-        <w:t xml:space="preserve">Estandarizar la asignacion y control del codigo de lote para asegurar trazabilidad desde produccion hasta cliente final.</w:t>
+        <w:t xml:space="preserve">Estandarizar la asignacion y marcado del codigo de lote para asegurar trazabilidad del producto terminado.</w:t>
       </w:r>
     </w:p>
     <w:bookmarkEnd w:id="9"/>
@@ -151,7 +151,7 @@
         <w:pStyle w:val="FirstParagraph"/>
       </w:pPr>
       <w:r>
-        <w:t xml:space="preserve">Aplica a lotes de producto terminado, lotes en reproceso autorizados y lotes fabricados para terceros.</w:t>
+        <w:t xml:space="preserve">Aplica a todos los lotes de producto terminado fabricados en CALFERQUIM S.A.S.</w:t>
       </w:r>
     </w:p>
     <w:bookmarkEnd w:id="10"/>
@@ -173,7 +173,7 @@
         </w:numPr>
       </w:pPr>
       <w:r>
-        <w:t xml:space="preserve">Codigo de lote: Identificador unico de fabricacion.</w:t>
+        <w:t xml:space="preserve">Codigo de lote: Identificador unico asignado a cada lote de fabricacion.</w:t>
       </w:r>
     </w:p>
     <w:p>
@@ -185,19 +185,7 @@
         </w:numPr>
       </w:pPr>
       <w:r>
-        <w:t xml:space="preserve">Reproceso: Reingreso controlado de producto bajo aprobacion de Calidad.</w:t>
-      </w:r>
-    </w:p>
-    <w:p>
-      <w:pPr>
-        <w:pStyle w:val="Compact"/>
-        <w:numPr>
-          <w:ilvl w:val="0"/>
-          <w:numId w:val="1001"/>
-        </w:numPr>
-      </w:pPr>
-      <w:r>
-        <w:t xml:space="preserve">Serie diaria: Secuencia numerica del dia.</w:t>
+        <w:t xml:space="preserve">Marcado: Impresion o inscripcion del codigo de lote sobre el saco o bigbag.</w:t>
       </w:r>
     </w:p>
     <w:bookmarkEnd w:id="11"/>
@@ -219,7 +207,7 @@
         </w:numPr>
       </w:pPr>
       <w:r>
-        <w:t xml:space="preserve">DC-SI12 Asignacion de Lotes, Muestreo y Control de Calidad.</w:t>
+        <w:t xml:space="preserve">POE 3.12 Liberacion de Lotes.</w:t>
       </w:r>
     </w:p>
     <w:p>
@@ -231,19 +219,7 @@
         </w:numPr>
       </w:pPr>
       <w:r>
-        <w:t xml:space="preserve">POE 3.12 Liberacion de Lotes.</w:t>
-      </w:r>
-    </w:p>
-    <w:p>
-      <w:pPr>
-        <w:pStyle w:val="Compact"/>
-        <w:numPr>
-          <w:ilvl w:val="0"/>
-          <w:numId w:val="1002"/>
-        </w:numPr>
-      </w:pPr>
-      <w:r>
-        <w:t xml:space="preserve">Anexo 2: Lista maestra de abreviaturas de producto.</w:t>
+        <w:t xml:space="preserve">Anexo 1: Estructura oficial del codigo de lote.</w:t>
       </w:r>
     </w:p>
     <w:bookmarkEnd w:id="12"/>
@@ -265,7 +241,7 @@
         </w:numPr>
       </w:pPr>
       <w:r>
-        <w:t xml:space="preserve">Produccion debe solicitar codigo antes de iniciar lote.</w:t>
+        <w:t xml:space="preserve">Bodega asigna el codigo de lote al generar la orden de produccion y verifica que no sea duplicado.</w:t>
       </w:r>
     </w:p>
     <w:p>
@@ -277,7 +253,7 @@
         </w:numPr>
       </w:pPr>
       <w:r>
-        <w:t xml:space="preserve">Calidad debe validar estructura y no duplicidad del codigo.</w:t>
+        <w:t xml:space="preserve">Bodega ejecuta el marcado del codigo sobre el empaque (saco o bigbag).</w:t>
       </w:r>
     </w:p>
     <w:p>
@@ -289,7 +265,7 @@
         </w:numPr>
       </w:pPr>
       <w:r>
-        <w:t xml:space="preserve">Se prohibe imprimir etiquetas con lote no aprobado.</w:t>
+        <w:t xml:space="preserve">Alistamiento confirma que el codigo marcado coincide con el de la orden de produccion.</w:t>
       </w:r>
     </w:p>
     <w:p>
@@ -301,7 +277,7 @@
         </w:numPr>
       </w:pPr>
       <w:r>
-        <w:t xml:space="preserve">Todo cambio de lote debe quedar trazado y firmado.</w:t>
+        <w:t xml:space="preserve">Se prohibe despachar producto sin codigo de lote marcado y confirmado.</w:t>
       </w:r>
     </w:p>
     <w:bookmarkEnd w:id="13"/>
@@ -323,19 +299,7 @@
         </w:numPr>
       </w:pPr>
       <w:r>
-        <w:t xml:space="preserve">Produccion solicita asignacion en</w:t>
-      </w:r>
-      <w:r>
-        <w:t xml:space="preserve"> </w:t>
-      </w:r>
-      <w:r>
-        <w:rPr>
-          <w:rStyle w:val="VerbatimChar"/>
-        </w:rPr>
-        <w:t xml:space="preserve">Formato_Asignacion_Lotes_V1.csv</w:t>
-      </w:r>
-      <w:r>
-        <w:t xml:space="preserve">.</w:t>
+        <w:t xml:space="preserve">BODEGA: Al generar la orden de produccion, asignar el codigo de lote segun la estructura definida en el Anexo 1.</w:t>
       </w:r>
     </w:p>
     <w:p>
@@ -347,7 +311,7 @@
         </w:numPr>
       </w:pPr>
       <w:r>
-        <w:t xml:space="preserve">Calidad genera codigo segun estructura definida en anexo 1 y abreviatura aprobada en anexo 2.</w:t>
+        <w:t xml:space="preserve">BODEGA: Verificar que el codigo asignado no exista ya en el periodo vigente (no duplicidad).</w:t>
       </w:r>
     </w:p>
     <w:p>
@@ -359,7 +323,7 @@
         </w:numPr>
       </w:pPr>
       <w:r>
-        <w:t xml:space="preserve">Calidad verifica que no exista lote repetido en el periodo vigente.</w:t>
+        <w:t xml:space="preserve">BODEGA: Registrar el codigo en la orden de produccion.</w:t>
       </w:r>
     </w:p>
     <w:p>
@@ -371,7 +335,7 @@
         </w:numPr>
       </w:pPr>
       <w:r>
-        <w:t xml:space="preserve">Produccion registra codigo en orden de produccion y etiquetas.</w:t>
+        <w:t xml:space="preserve">BODEGA: Ejecutar el marcado del codigo de lote sobre cada saco o bigbag del lote.</w:t>
       </w:r>
     </w:p>
     <w:p>
@@ -383,7 +347,7 @@
         </w:numPr>
       </w:pPr>
       <w:r>
-        <w:t xml:space="preserve">Calidad confirma consistencia entre orden, etiqueta y registro.</w:t>
+        <w:t xml:space="preserve">ALISTAMIENTO: Confirmar que el codigo marcado en el empaque coincide exactamente con el registrado en la orden de produccion.</w:t>
       </w:r>
     </w:p>
     <w:p>
@@ -395,31 +359,7 @@
         </w:numPr>
       </w:pPr>
       <w:r>
-        <w:t xml:space="preserve">Bodega usa el codigo para trazabilidad de almacenamiento y despacho.</w:t>
-      </w:r>
-    </w:p>
-    <w:p>
-      <w:pPr>
-        <w:pStyle w:val="Compact"/>
-        <w:numPr>
-          <w:ilvl w:val="0"/>
-          <w:numId w:val="1004"/>
-        </w:numPr>
-      </w:pPr>
-      <w:r>
-        <w:t xml:space="preserve">Calidad consolida historial en</w:t>
-      </w:r>
-      <w:r>
-        <w:t xml:space="preserve"> </w:t>
-      </w:r>
-      <w:r>
-        <w:rPr>
-          <w:rStyle w:val="VerbatimChar"/>
-        </w:rPr>
-        <w:t xml:space="preserve">Registro_Codificacion_Lotes_V1.csv</w:t>
-      </w:r>
-      <w:r>
-        <w:t xml:space="preserve">.</w:t>
+        <w:t xml:space="preserve">Si hay discrepancia: corregir el marcado antes de continuar. Reportar al Jefe de Produccion.</w:t>
       </w:r>
     </w:p>
     <w:bookmarkEnd w:id="14"/>
@@ -435,8 +375,7 @@
     <w:tbl>
       <w:tblPr>
         <w:tblStyle w:val="Table"/>
-        <w:tblW w:type="pct" w:w="5000"/>
-        <w:tblLayout w:type="fixed"/>
+        <w:tblW w:type="auto" w:w="0"/>
         <w:tblLook w:firstRow="1" w:lastRow="0" w:firstColumn="0" w:lastColumn="0" w:noHBand="0" w:noVBand="0" w:val="0020"/>
       </w:tblPr>
       <w:tblGrid>
@@ -489,7 +428,7 @@
               <w:pStyle w:val="Compact"/>
             </w:pPr>
             <w:r>
-              <w:t xml:space="preserve">Sin codigos duplicados</w:t>
+              <w:t xml:space="preserve">Sin codigos duplicados en el periodo vigente</w:t>
             </w:r>
           </w:p>
         </w:tc>
@@ -513,7 +452,7 @@
               <w:pStyle w:val="Compact"/>
             </w:pPr>
             <w:r>
-              <w:t xml:space="preserve">Cumple formato AAAAMMDD-PROD-SERIE</w:t>
+              <w:t xml:space="preserve">Cumple formato definido en Anexo 1</w:t>
             </w:r>
           </w:p>
         </w:tc>
@@ -526,18 +465,18 @@
               <w:pStyle w:val="Compact"/>
             </w:pPr>
             <w:r>
-              <w:t xml:space="preserve">Abreviatura</w:t>
-            </w:r>
-          </w:p>
-        </w:tc>
-        <w:tc>
-          <w:tcPr/>
-          <w:p>
-            <w:pPr>
-              <w:pStyle w:val="Compact"/>
-            </w:pPr>
-            <w:r>
-              <w:t xml:space="preserve">Debe existir y estar vigente en lista maestra controlada</w:t>
+              <w:t xml:space="preserve">Consistencia</w:t>
+            </w:r>
+          </w:p>
+        </w:tc>
+        <w:tc>
+          <w:tcPr/>
+          <w:p>
+            <w:pPr>
+              <w:pStyle w:val="Compact"/>
+            </w:pPr>
+            <w:r>
+              <w:t xml:space="preserve">Codigo identico en orden de produccion y empaque</w:t>
             </w:r>
           </w:p>
         </w:tc>
@@ -550,42 +489,18 @@
               <w:pStyle w:val="Compact"/>
             </w:pPr>
             <w:r>
-              <w:t xml:space="preserve">Consistencia documental</w:t>
-            </w:r>
-          </w:p>
-        </w:tc>
-        <w:tc>
-          <w:tcPr/>
-          <w:p>
-            <w:pPr>
-              <w:pStyle w:val="Compact"/>
-            </w:pPr>
-            <w:r>
-              <w:t xml:space="preserve">Mismo lote en OP, etiqueta y registro</w:t>
-            </w:r>
-          </w:p>
-        </w:tc>
-      </w:tr>
-      <w:tr>
-        <w:tc>
-          <w:tcPr/>
-          <w:p>
-            <w:pPr>
-              <w:pStyle w:val="Compact"/>
-            </w:pPr>
-            <w:r>
-              <w:t xml:space="preserve">Trazabilidad</w:t>
-            </w:r>
-          </w:p>
-        </w:tc>
-        <w:tc>
-          <w:tcPr/>
-          <w:p>
-            <w:pPr>
-              <w:pStyle w:val="Compact"/>
-            </w:pPr>
-            <w:r>
-              <w:t xml:space="preserve">Lote vinculable a materia prima y cliente</w:t>
+              <w:t xml:space="preserve">Legibilidad</w:t>
+            </w:r>
+          </w:p>
+        </w:tc>
+        <w:tc>
+          <w:tcPr/>
+          <w:p>
+            <w:pPr>
+              <w:pStyle w:val="Compact"/>
+            </w:pPr>
+            <w:r>
+              <w:t xml:space="preserve">Codigo legible en todos los empaques del lote</w:t>
             </w:r>
           </w:p>
         </w:tc>
@@ -610,25 +525,7 @@
         </w:numPr>
       </w:pPr>
       <w:r>
-        <w:rPr>
-          <w:rStyle w:val="VerbatimChar"/>
-        </w:rPr>
-        <w:t xml:space="preserve">Formato_Asignacion_Lotes_V1.csv</w:t>
-      </w:r>
-    </w:p>
-    <w:p>
-      <w:pPr>
-        <w:pStyle w:val="Compact"/>
-        <w:numPr>
-          <w:ilvl w:val="0"/>
-          <w:numId w:val="1005"/>
-        </w:numPr>
-      </w:pPr>
-      <w:r>
-        <w:rPr>
-          <w:rStyle w:val="VerbatimChar"/>
-        </w:rPr>
-        <w:t xml:space="preserve">Registro_Codificacion_Lotes_V1.csv</w:t>
+        <w:t xml:space="preserve">Orden de produccion (campo codigo de lote).</w:t>
       </w:r>
     </w:p>
     <w:bookmarkEnd w:id="16"/>
@@ -653,18 +550,6 @@
         <w:t xml:space="preserve">Anexo 1: Estructura oficial del codigo de lote.</w:t>
       </w:r>
     </w:p>
-    <w:p>
-      <w:pPr>
-        <w:pStyle w:val="Compact"/>
-        <w:numPr>
-          <w:ilvl w:val="0"/>
-          <w:numId w:val="1006"/>
-        </w:numPr>
-      </w:pPr>
-      <w:r>
-        <w:t xml:space="preserve">Anexo 2: Lista maestra de abreviaturas de producto.</w:t>
-      </w:r>
-    </w:p>
     <w:bookmarkEnd w:id="17"/>
     <w:bookmarkStart w:id="18" w:name="control-de-cambios"/>
     <w:p>
@@ -678,7 +563,8 @@
     <w:tbl>
       <w:tblPr>
         <w:tblStyle w:val="Table"/>
-        <w:tblW w:type="auto" w:w="0"/>
+        <w:tblW w:type="pct" w:w="5000"/>
+        <w:tblLayout w:type="fixed"/>
         <w:tblLook w:firstRow="1" w:lastRow="0" w:firstColumn="0" w:lastColumn="0" w:noHBand="0" w:noVBand="0" w:val="0020"/>
       </w:tblPr>
       <w:tblGrid>
@@ -754,7 +640,42 @@
               <w:pStyle w:val="Compact"/>
             </w:pPr>
             <w:r>
-              <w:t xml:space="preserve">Emision inicial separada de DC-SI12.</w:t>
+              <w:t xml:space="preserve">Emision inicial.</w:t>
+            </w:r>
+          </w:p>
+        </w:tc>
+      </w:tr>
+      <w:tr>
+        <w:tc>
+          <w:tcPr/>
+          <w:p>
+            <w:pPr>
+              <w:pStyle w:val="Compact"/>
+            </w:pPr>
+            <w:r>
+              <w:t xml:space="preserve">01</w:t>
+            </w:r>
+          </w:p>
+        </w:tc>
+        <w:tc>
+          <w:tcPr/>
+          <w:p>
+            <w:pPr>
+              <w:pStyle w:val="Compact"/>
+            </w:pPr>
+            <w:r>
+              <w:t xml:space="preserve">2026-03-05</w:t>
+            </w:r>
+          </w:p>
+        </w:tc>
+        <w:tc>
+          <w:tcPr/>
+          <w:p>
+            <w:pPr>
+              <w:pStyle w:val="Compact"/>
+            </w:pPr>
+            <w:r>
+              <w:t xml:space="preserve">Ajuste operacional: asignacion y verificacion de no duplicidad a cargo de Bodega al generar la orden de produccion. Bodega ejecuta el marcado. Alistamiento confirma el codigo. Se elimina rol de Calidad en generacion y consolidacion de lotes.</w:t>
             </w:r>
           </w:p>
         </w:tc>
